--- a/01 Tanakh/01 Torah/01 B_reshit/בראשית/בראשית 03.docx
+++ b/01 Tanakh/01 Torah/01 B_reshit/בראשית/בראשית 03.docx
@@ -656,43 +656,7 @@
           <w:szCs w:val="28"/>
           <w:rtl w:val="1"/>
         </w:rPr>
-        <w:t xml:space="preserve">י</w:t>
-      </w:r>
-      <w:r>
-        <w:rPr>
-          <w:color w:val="121212"/>
-          <w:sz w:val="28"/>
-          <w:szCs w:val="28"/>
-          <w:rtl w:val="1"/>
-        </w:rPr>
-        <w:t xml:space="preserve">ְ</w:t>
-      </w:r>
-      <w:r>
-        <w:rPr>
-          <w:color w:val="121212"/>
-          <w:sz w:val="28"/>
-          <w:szCs w:val="28"/>
-          <w:rtl w:val="1"/>
-        </w:rPr>
-        <w:t xml:space="preserve">הו</w:t>
-      </w:r>
-      <w:r>
-        <w:rPr>
-          <w:color w:val="121212"/>
-          <w:sz w:val="28"/>
-          <w:szCs w:val="28"/>
-          <w:rtl w:val="1"/>
-        </w:rPr>
-        <w:t xml:space="preserve">ָ֣</w:t>
-      </w:r>
-      <w:r>
-        <w:rPr>
-          <w:color w:val="121212"/>
-          <w:sz w:val="28"/>
-          <w:szCs w:val="28"/>
-          <w:rtl w:val="1"/>
-        </w:rPr>
-        <w:t xml:space="preserve">ה</w:t>
+        <w:t xml:space="preserve">יהוה</w:t>
       </w:r>
       <w:r>
         <w:rPr>
@@ -6741,6 +6705,330 @@
           <w:szCs w:val="28"/>
           <w:rtl w:val="1"/>
         </w:rPr>
+        <w:t xml:space="preserve">יהוה</w:t>
+      </w:r>
+      <w:r>
+        <w:rPr>
+          <w:color w:val="121212"/>
+          <w:sz w:val="28"/>
+          <w:szCs w:val="28"/>
+          <w:rtl w:val="1"/>
+        </w:rPr>
+        <w:t xml:space="preserve"> </w:t>
+      </w:r>
+      <w:r>
+        <w:rPr>
+          <w:color w:val="121212"/>
+          <w:sz w:val="28"/>
+          <w:szCs w:val="28"/>
+          <w:rtl w:val="1"/>
+        </w:rPr>
+        <w:t xml:space="preserve">א</w:t>
+      </w:r>
+      <w:r>
+        <w:rPr>
+          <w:color w:val="121212"/>
+          <w:sz w:val="28"/>
+          <w:szCs w:val="28"/>
+          <w:rtl w:val="1"/>
+        </w:rPr>
+        <w:t xml:space="preserve">ֱ</w:t>
+      </w:r>
+      <w:r>
+        <w:rPr>
+          <w:color w:val="121212"/>
+          <w:sz w:val="28"/>
+          <w:szCs w:val="28"/>
+          <w:rtl w:val="1"/>
+        </w:rPr>
+        <w:t xml:space="preserve">ל</w:t>
+      </w:r>
+      <w:r>
+        <w:rPr>
+          <w:color w:val="121212"/>
+          <w:sz w:val="28"/>
+          <w:szCs w:val="28"/>
+          <w:rtl w:val="1"/>
+        </w:rPr>
+        <w:t xml:space="preserve">ֹ</w:t>
+      </w:r>
+      <w:r>
+        <w:rPr>
+          <w:color w:val="121212"/>
+          <w:sz w:val="28"/>
+          <w:szCs w:val="28"/>
+          <w:rtl w:val="1"/>
+        </w:rPr>
+        <w:t xml:space="preserve">ה</w:t>
+      </w:r>
+      <w:r>
+        <w:rPr>
+          <w:color w:val="121212"/>
+          <w:sz w:val="28"/>
+          <w:szCs w:val="28"/>
+          <w:rtl w:val="1"/>
+        </w:rPr>
+        <w:t xml:space="preserve">ִ֛</w:t>
+      </w:r>
+      <w:r>
+        <w:rPr>
+          <w:color w:val="121212"/>
+          <w:sz w:val="28"/>
+          <w:szCs w:val="28"/>
+          <w:rtl w:val="1"/>
+        </w:rPr>
+        <w:t xml:space="preserve">ים</w:t>
+      </w:r>
+      <w:r>
+        <w:rPr>
+          <w:color w:val="121212"/>
+          <w:sz w:val="28"/>
+          <w:szCs w:val="28"/>
+          <w:rtl w:val="1"/>
+        </w:rPr>
+        <w:t xml:space="preserve"> </w:t>
+      </w:r>
+      <w:r>
+        <w:rPr>
+          <w:color w:val="121212"/>
+          <w:sz w:val="28"/>
+          <w:szCs w:val="28"/>
+          <w:rtl w:val="1"/>
+        </w:rPr>
+        <w:t xml:space="preserve">מ</w:t>
+      </w:r>
+      <w:r>
+        <w:rPr>
+          <w:color w:val="121212"/>
+          <w:sz w:val="28"/>
+          <w:szCs w:val="28"/>
+          <w:rtl w:val="1"/>
+        </w:rPr>
+        <w:t xml:space="preserve">ִ</w:t>
+      </w:r>
+      <w:r>
+        <w:rPr>
+          <w:color w:val="121212"/>
+          <w:sz w:val="28"/>
+          <w:szCs w:val="28"/>
+          <w:rtl w:val="1"/>
+        </w:rPr>
+        <w:t xml:space="preserve">ת</w:t>
+      </w:r>
+      <w:r>
+        <w:rPr>
+          <w:color w:val="121212"/>
+          <w:sz w:val="28"/>
+          <w:szCs w:val="28"/>
+          <w:rtl w:val="1"/>
+        </w:rPr>
+        <w:t xml:space="preserve">ְ</w:t>
+      </w:r>
+      <w:r>
+        <w:rPr>
+          <w:color w:val="121212"/>
+          <w:sz w:val="28"/>
+          <w:szCs w:val="28"/>
+          <w:rtl w:val="1"/>
+        </w:rPr>
+        <w:t xml:space="preserve">ה</w:t>
+      </w:r>
+      <w:r>
+        <w:rPr>
+          <w:color w:val="121212"/>
+          <w:sz w:val="28"/>
+          <w:szCs w:val="28"/>
+          <w:rtl w:val="1"/>
+        </w:rPr>
+        <w:t xml:space="preserve">ַ</w:t>
+      </w:r>
+      <w:r>
+        <w:rPr>
+          <w:color w:val="121212"/>
+          <w:sz w:val="28"/>
+          <w:szCs w:val="28"/>
+          <w:rtl w:val="1"/>
+        </w:rPr>
+        <w:t xml:space="preserve">ל</w:t>
+      </w:r>
+      <w:r>
+        <w:rPr>
+          <w:color w:val="121212"/>
+          <w:sz w:val="28"/>
+          <w:szCs w:val="28"/>
+          <w:rtl w:val="1"/>
+        </w:rPr>
+        <w:t xml:space="preserve">ֵּ֥</w:t>
+      </w:r>
+      <w:r>
+        <w:rPr>
+          <w:color w:val="121212"/>
+          <w:sz w:val="28"/>
+          <w:szCs w:val="28"/>
+          <w:rtl w:val="1"/>
+        </w:rPr>
+        <w:t xml:space="preserve">ך</w:t>
+      </w:r>
+      <w:r>
+        <w:rPr>
+          <w:color w:val="121212"/>
+          <w:sz w:val="28"/>
+          <w:szCs w:val="28"/>
+          <w:rtl w:val="1"/>
+        </w:rPr>
+        <w:t xml:space="preserve">ְ </w:t>
+      </w:r>
+      <w:r>
+        <w:rPr>
+          <w:color w:val="121212"/>
+          <w:sz w:val="28"/>
+          <w:szCs w:val="28"/>
+          <w:rtl w:val="1"/>
+        </w:rPr>
+        <w:t xml:space="preserve">ב</w:t>
+      </w:r>
+      <w:r>
+        <w:rPr>
+          <w:color w:val="121212"/>
+          <w:sz w:val="28"/>
+          <w:szCs w:val="28"/>
+          <w:rtl w:val="1"/>
+        </w:rPr>
+        <w:t xml:space="preserve">ַּ</w:t>
+      </w:r>
+      <w:r>
+        <w:rPr>
+          <w:color w:val="121212"/>
+          <w:sz w:val="28"/>
+          <w:szCs w:val="28"/>
+          <w:rtl w:val="1"/>
+        </w:rPr>
+        <w:t xml:space="preserve">ג</w:t>
+      </w:r>
+      <w:r>
+        <w:rPr>
+          <w:color w:val="121212"/>
+          <w:sz w:val="28"/>
+          <w:szCs w:val="28"/>
+          <w:rtl w:val="1"/>
+        </w:rPr>
+        <w:t xml:space="preserve">ָּ֖</w:t>
+      </w:r>
+      <w:r>
+        <w:rPr>
+          <w:color w:val="121212"/>
+          <w:sz w:val="28"/>
+          <w:szCs w:val="28"/>
+          <w:rtl w:val="1"/>
+        </w:rPr>
+        <w:t xml:space="preserve">ן</w:t>
+      </w:r>
+      <w:r>
+        <w:rPr>
+          <w:color w:val="121212"/>
+          <w:sz w:val="28"/>
+          <w:szCs w:val="28"/>
+          <w:rtl w:val="1"/>
+        </w:rPr>
+        <w:t xml:space="preserve"> </w:t>
+      </w:r>
+      <w:r>
+        <w:rPr>
+          <w:color w:val="121212"/>
+          <w:sz w:val="28"/>
+          <w:szCs w:val="28"/>
+          <w:rtl w:val="1"/>
+        </w:rPr>
+        <w:t xml:space="preserve">ל</w:t>
+      </w:r>
+      <w:r>
+        <w:rPr>
+          <w:color w:val="121212"/>
+          <w:sz w:val="28"/>
+          <w:szCs w:val="28"/>
+          <w:rtl w:val="1"/>
+        </w:rPr>
+        <w:t xml:space="preserve">ְ</w:t>
+      </w:r>
+      <w:r>
+        <w:rPr>
+          <w:color w:val="121212"/>
+          <w:sz w:val="28"/>
+          <w:szCs w:val="28"/>
+          <w:rtl w:val="1"/>
+        </w:rPr>
+        <w:t xml:space="preserve">ר</w:t>
+      </w:r>
+      <w:r>
+        <w:rPr>
+          <w:color w:val="121212"/>
+          <w:sz w:val="28"/>
+          <w:szCs w:val="28"/>
+          <w:rtl w:val="1"/>
+        </w:rPr>
+        <w:t xml:space="preserve">֣</w:t>
+      </w:r>
+      <w:r>
+        <w:rPr>
+          <w:color w:val="121212"/>
+          <w:sz w:val="28"/>
+          <w:szCs w:val="28"/>
+          <w:rtl w:val="1"/>
+        </w:rPr>
+        <w:t xml:space="preserve">ו</w:t>
+      </w:r>
+      <w:r>
+        <w:rPr>
+          <w:color w:val="121212"/>
+          <w:sz w:val="28"/>
+          <w:szCs w:val="28"/>
+          <w:rtl w:val="1"/>
+        </w:rPr>
+        <w:t xml:space="preserve">ּ</w:t>
+      </w:r>
+      <w:r>
+        <w:rPr>
+          <w:color w:val="121212"/>
+          <w:sz w:val="28"/>
+          <w:szCs w:val="28"/>
+          <w:rtl w:val="1"/>
+        </w:rPr>
+        <w:t xml:space="preserve">ח</w:t>
+      </w:r>
+      <w:r>
+        <w:rPr>
+          <w:color w:val="121212"/>
+          <w:sz w:val="28"/>
+          <w:szCs w:val="28"/>
+          <w:rtl w:val="1"/>
+        </w:rPr>
+        <w:t xml:space="preserve">ַ </w:t>
+      </w:r>
+      <w:r>
+        <w:rPr>
+          <w:color w:val="121212"/>
+          <w:sz w:val="28"/>
+          <w:szCs w:val="28"/>
+          <w:rtl w:val="1"/>
+        </w:rPr>
+        <w:t xml:space="preserve">ה</w:t>
+      </w:r>
+      <w:r>
+        <w:rPr>
+          <w:color w:val="121212"/>
+          <w:sz w:val="28"/>
+          <w:szCs w:val="28"/>
+          <w:rtl w:val="1"/>
+        </w:rPr>
+        <w:t xml:space="preserve">ַ</w:t>
+      </w:r>
+      <w:r>
+        <w:rPr>
+          <w:color w:val="121212"/>
+          <w:sz w:val="28"/>
+          <w:szCs w:val="28"/>
+          <w:rtl w:val="1"/>
+        </w:rPr>
         <w:t xml:space="preserve">י</w:t>
       </w:r>
       <w:r>
@@ -6750,6 +7038,96 @@
           <w:szCs w:val="28"/>
           <w:rtl w:val="1"/>
         </w:rPr>
+        <w:t xml:space="preserve">ּ֑</w:t>
+      </w:r>
+      <w:r>
+        <w:rPr>
+          <w:color w:val="121212"/>
+          <w:sz w:val="28"/>
+          <w:szCs w:val="28"/>
+          <w:rtl w:val="1"/>
+        </w:rPr>
+        <w:t xml:space="preserve">ו</w:t>
+      </w:r>
+      <w:r>
+        <w:rPr>
+          <w:color w:val="121212"/>
+          <w:sz w:val="28"/>
+          <w:szCs w:val="28"/>
+          <w:rtl w:val="1"/>
+        </w:rPr>
+        <w:t xml:space="preserve">ֹ</w:t>
+      </w:r>
+      <w:r>
+        <w:rPr>
+          <w:color w:val="121212"/>
+          <w:sz w:val="28"/>
+          <w:szCs w:val="28"/>
+          <w:rtl w:val="1"/>
+        </w:rPr>
+        <w:t xml:space="preserve">ם</w:t>
+      </w:r>
+      <w:r>
+        <w:rPr>
+          <w:color w:val="121212"/>
+          <w:sz w:val="28"/>
+          <w:szCs w:val="28"/>
+          <w:rtl w:val="1"/>
+        </w:rPr>
+        <w:t xml:space="preserve"> </w:t>
+      </w:r>
+      <w:r>
+        <w:rPr>
+          <w:color w:val="121212"/>
+          <w:sz w:val="28"/>
+          <w:szCs w:val="28"/>
+          <w:rtl w:val="1"/>
+        </w:rPr>
+        <w:t xml:space="preserve">ו</w:t>
+      </w:r>
+      <w:r>
+        <w:rPr>
+          <w:color w:val="121212"/>
+          <w:sz w:val="28"/>
+          <w:szCs w:val="28"/>
+          <w:rtl w:val="1"/>
+        </w:rPr>
+        <w:t xml:space="preserve">ַ</w:t>
+      </w:r>
+      <w:r>
+        <w:rPr>
+          <w:color w:val="121212"/>
+          <w:sz w:val="28"/>
+          <w:szCs w:val="28"/>
+          <w:rtl w:val="1"/>
+        </w:rPr>
+        <w:t xml:space="preserve">י</w:t>
+      </w:r>
+      <w:r>
+        <w:rPr>
+          <w:color w:val="121212"/>
+          <w:sz w:val="28"/>
+          <w:szCs w:val="28"/>
+          <w:rtl w:val="1"/>
+        </w:rPr>
+        <w:t xml:space="preserve">ִּ</w:t>
+      </w:r>
+      <w:r>
+        <w:rPr>
+          <w:color w:val="121212"/>
+          <w:sz w:val="28"/>
+          <w:szCs w:val="28"/>
+          <w:rtl w:val="1"/>
+        </w:rPr>
+        <w:t xml:space="preserve">ת</w:t>
+      </w:r>
+      <w:r>
+        <w:rPr>
+          <w:color w:val="121212"/>
+          <w:sz w:val="28"/>
+          <w:szCs w:val="28"/>
+          <w:rtl w:val="1"/>
+        </w:rPr>
         <w:t xml:space="preserve">ְ</w:t>
       </w:r>
       <w:r>
@@ -6759,16 +7137,52 @@
           <w:szCs w:val="28"/>
           <w:rtl w:val="1"/>
         </w:rPr>
-        <w:t xml:space="preserve">הו</w:t>
-      </w:r>
-      <w:r>
-        <w:rPr>
-          <w:color w:val="121212"/>
-          <w:sz w:val="28"/>
-          <w:szCs w:val="28"/>
-          <w:rtl w:val="1"/>
-        </w:rPr>
-        <w:t xml:space="preserve">ָ֧</w:t>
+        <w:t xml:space="preserve">ח</w:t>
+      </w:r>
+      <w:r>
+        <w:rPr>
+          <w:color w:val="121212"/>
+          <w:sz w:val="28"/>
+          <w:szCs w:val="28"/>
+          <w:rtl w:val="1"/>
+        </w:rPr>
+        <w:t xml:space="preserve">ַ</w:t>
+      </w:r>
+      <w:r>
+        <w:rPr>
+          <w:color w:val="121212"/>
+          <w:sz w:val="28"/>
+          <w:szCs w:val="28"/>
+          <w:rtl w:val="1"/>
+        </w:rPr>
+        <w:t xml:space="preserve">ב</w:t>
+      </w:r>
+      <w:r>
+        <w:rPr>
+          <w:color w:val="121212"/>
+          <w:sz w:val="28"/>
+          <w:szCs w:val="28"/>
+          <w:rtl w:val="1"/>
+        </w:rPr>
+        <w:t xml:space="preserve">ֵּ֨</w:t>
+      </w:r>
+      <w:r>
+        <w:rPr>
+          <w:color w:val="121212"/>
+          <w:sz w:val="28"/>
+          <w:szCs w:val="28"/>
+          <w:rtl w:val="1"/>
+        </w:rPr>
+        <w:t xml:space="preserve">א</w:t>
+      </w:r>
+      <w:r>
+        <w:rPr>
+          <w:color w:val="121212"/>
+          <w:sz w:val="28"/>
+          <w:szCs w:val="28"/>
+          <w:rtl w:val="1"/>
+        </w:rPr>
+        <w:t xml:space="preserve"> </w:t>
       </w:r>
       <w:r>
         <w:rPr>
@@ -6786,6 +7200,60 @@
           <w:szCs w:val="28"/>
           <w:rtl w:val="1"/>
         </w:rPr>
+        <w:t xml:space="preserve">ָֽ</w:t>
+      </w:r>
+      <w:r>
+        <w:rPr>
+          <w:color w:val="121212"/>
+          <w:sz w:val="28"/>
+          <w:szCs w:val="28"/>
+          <w:rtl w:val="1"/>
+        </w:rPr>
+        <w:t xml:space="preserve">א</w:t>
+      </w:r>
+      <w:r>
+        <w:rPr>
+          <w:color w:val="121212"/>
+          <w:sz w:val="28"/>
+          <w:szCs w:val="28"/>
+          <w:rtl w:val="1"/>
+        </w:rPr>
+        <w:t xml:space="preserve">ָ</w:t>
+      </w:r>
+      <w:r>
+        <w:rPr>
+          <w:color w:val="121212"/>
+          <w:sz w:val="28"/>
+          <w:szCs w:val="28"/>
+          <w:rtl w:val="1"/>
+        </w:rPr>
+        <w:t xml:space="preserve">ד</w:t>
+      </w:r>
+      <w:r>
+        <w:rPr>
+          <w:color w:val="121212"/>
+          <w:sz w:val="28"/>
+          <w:szCs w:val="28"/>
+          <w:rtl w:val="1"/>
+        </w:rPr>
+        <w:t xml:space="preserve">ָ֜</w:t>
+      </w:r>
+      <w:r>
+        <w:rPr>
+          <w:color w:val="121212"/>
+          <w:sz w:val="28"/>
+          <w:szCs w:val="28"/>
+          <w:rtl w:val="1"/>
+        </w:rPr>
+        <w:t xml:space="preserve">ם</w:t>
+      </w:r>
+      <w:r>
+        <w:rPr>
+          <w:color w:val="121212"/>
+          <w:sz w:val="28"/>
+          <w:szCs w:val="28"/>
+          <w:rtl w:val="1"/>
+        </w:rPr>
         <w:t xml:space="preserve"> </w:t>
       </w:r>
       <w:r>
@@ -6795,6 +7263,24 @@
           <w:szCs w:val="28"/>
           <w:rtl w:val="1"/>
         </w:rPr>
+        <w:t xml:space="preserve">ו</w:t>
+      </w:r>
+      <w:r>
+        <w:rPr>
+          <w:color w:val="121212"/>
+          <w:sz w:val="28"/>
+          <w:szCs w:val="28"/>
+          <w:rtl w:val="1"/>
+        </w:rPr>
+        <w:t xml:space="preserve">ְ</w:t>
+      </w:r>
+      <w:r>
+        <w:rPr>
+          <w:color w:val="121212"/>
+          <w:sz w:val="28"/>
+          <w:szCs w:val="28"/>
+          <w:rtl w:val="1"/>
+        </w:rPr>
         <w:t xml:space="preserve">א</w:t>
       </w:r>
       <w:r>
@@ -6804,61 +7290,61 @@
           <w:szCs w:val="28"/>
           <w:rtl w:val="1"/>
         </w:rPr>
-        <w:t xml:space="preserve">ֱ</w:t>
-      </w:r>
-      <w:r>
-        <w:rPr>
-          <w:color w:val="121212"/>
-          <w:sz w:val="28"/>
-          <w:szCs w:val="28"/>
-          <w:rtl w:val="1"/>
-        </w:rPr>
-        <w:t xml:space="preserve">ל</w:t>
-      </w:r>
-      <w:r>
-        <w:rPr>
-          <w:color w:val="121212"/>
-          <w:sz w:val="28"/>
-          <w:szCs w:val="28"/>
-          <w:rtl w:val="1"/>
-        </w:rPr>
-        <w:t xml:space="preserve">ֹ</w:t>
-      </w:r>
-      <w:r>
-        <w:rPr>
-          <w:color w:val="121212"/>
-          <w:sz w:val="28"/>
-          <w:szCs w:val="28"/>
-          <w:rtl w:val="1"/>
-        </w:rPr>
-        <w:t xml:space="preserve">ה</w:t>
-      </w:r>
-      <w:r>
-        <w:rPr>
-          <w:color w:val="121212"/>
-          <w:sz w:val="28"/>
-          <w:szCs w:val="28"/>
-          <w:rtl w:val="1"/>
-        </w:rPr>
-        <w:t xml:space="preserve">ִ֛</w:t>
-      </w:r>
-      <w:r>
-        <w:rPr>
-          <w:color w:val="121212"/>
-          <w:sz w:val="28"/>
-          <w:szCs w:val="28"/>
-          <w:rtl w:val="1"/>
-        </w:rPr>
-        <w:t xml:space="preserve">ים</w:t>
-      </w:r>
-      <w:r>
-        <w:rPr>
-          <w:color w:val="121212"/>
-          <w:sz w:val="28"/>
-          <w:szCs w:val="28"/>
-          <w:rtl w:val="1"/>
-        </w:rPr>
-        <w:t xml:space="preserve"> </w:t>
+        <w:t xml:space="preserve">ִ</w:t>
+      </w:r>
+      <w:r>
+        <w:rPr>
+          <w:color w:val="121212"/>
+          <w:sz w:val="28"/>
+          <w:szCs w:val="28"/>
+          <w:rtl w:val="1"/>
+        </w:rPr>
+        <w:t xml:space="preserve">ש</w:t>
+      </w:r>
+      <w:r>
+        <w:rPr>
+          <w:color w:val="121212"/>
+          <w:sz w:val="28"/>
+          <w:szCs w:val="28"/>
+          <w:rtl w:val="1"/>
+        </w:rPr>
+        <w:t xml:space="preserve">ְׁ</w:t>
+      </w:r>
+      <w:r>
+        <w:rPr>
+          <w:color w:val="121212"/>
+          <w:sz w:val="28"/>
+          <w:szCs w:val="28"/>
+          <w:rtl w:val="1"/>
+        </w:rPr>
+        <w:t xml:space="preserve">ת</w:t>
+      </w:r>
+      <w:r>
+        <w:rPr>
+          <w:color w:val="121212"/>
+          <w:sz w:val="28"/>
+          <w:szCs w:val="28"/>
+          <w:rtl w:val="1"/>
+        </w:rPr>
+        <w:t xml:space="preserve">ּ֗</w:t>
+      </w:r>
+      <w:r>
+        <w:rPr>
+          <w:color w:val="121212"/>
+          <w:sz w:val="28"/>
+          <w:szCs w:val="28"/>
+          <w:rtl w:val="1"/>
+        </w:rPr>
+        <w:t xml:space="preserve">ו</w:t>
+      </w:r>
+      <w:r>
+        <w:rPr>
+          <w:color w:val="121212"/>
+          <w:sz w:val="28"/>
+          <w:szCs w:val="28"/>
+          <w:rtl w:val="1"/>
+        </w:rPr>
+        <w:t xml:space="preserve">ֹ </w:t>
       </w:r>
       <w:r>
         <w:rPr>
@@ -6885,214 +7371,34 @@
           <w:szCs w:val="28"/>
           <w:rtl w:val="1"/>
         </w:rPr>
-        <w:t xml:space="preserve">ת</w:t>
-      </w:r>
-      <w:r>
-        <w:rPr>
-          <w:color w:val="121212"/>
-          <w:sz w:val="28"/>
-          <w:szCs w:val="28"/>
-          <w:rtl w:val="1"/>
-        </w:rPr>
-        <w:t xml:space="preserve">ְ</w:t>
-      </w:r>
-      <w:r>
-        <w:rPr>
-          <w:color w:val="121212"/>
-          <w:sz w:val="28"/>
-          <w:szCs w:val="28"/>
-          <w:rtl w:val="1"/>
-        </w:rPr>
-        <w:t xml:space="preserve">ה</w:t>
-      </w:r>
-      <w:r>
-        <w:rPr>
-          <w:color w:val="121212"/>
-          <w:sz w:val="28"/>
-          <w:szCs w:val="28"/>
-          <w:rtl w:val="1"/>
-        </w:rPr>
-        <w:t xml:space="preserve">ַ</w:t>
-      </w:r>
-      <w:r>
-        <w:rPr>
-          <w:color w:val="121212"/>
-          <w:sz w:val="28"/>
-          <w:szCs w:val="28"/>
-          <w:rtl w:val="1"/>
-        </w:rPr>
-        <w:t xml:space="preserve">ל</w:t>
-      </w:r>
-      <w:r>
-        <w:rPr>
-          <w:color w:val="121212"/>
-          <w:sz w:val="28"/>
-          <w:szCs w:val="28"/>
-          <w:rtl w:val="1"/>
-        </w:rPr>
-        <w:t xml:space="preserve">ֵּ֥</w:t>
-      </w:r>
-      <w:r>
-        <w:rPr>
-          <w:color w:val="121212"/>
-          <w:sz w:val="28"/>
-          <w:szCs w:val="28"/>
-          <w:rtl w:val="1"/>
-        </w:rPr>
-        <w:t xml:space="preserve">ך</w:t>
-      </w:r>
-      <w:r>
-        <w:rPr>
-          <w:color w:val="121212"/>
-          <w:sz w:val="28"/>
-          <w:szCs w:val="28"/>
-          <w:rtl w:val="1"/>
-        </w:rPr>
-        <w:t xml:space="preserve">ְ </w:t>
-      </w:r>
-      <w:r>
-        <w:rPr>
-          <w:color w:val="121212"/>
-          <w:sz w:val="28"/>
-          <w:szCs w:val="28"/>
-          <w:rtl w:val="1"/>
-        </w:rPr>
-        <w:t xml:space="preserve">ב</w:t>
-      </w:r>
-      <w:r>
-        <w:rPr>
-          <w:color w:val="121212"/>
-          <w:sz w:val="28"/>
-          <w:szCs w:val="28"/>
-          <w:rtl w:val="1"/>
-        </w:rPr>
-        <w:t xml:space="preserve">ַּ</w:t>
-      </w:r>
-      <w:r>
-        <w:rPr>
-          <w:color w:val="121212"/>
-          <w:sz w:val="28"/>
-          <w:szCs w:val="28"/>
-          <w:rtl w:val="1"/>
-        </w:rPr>
-        <w:t xml:space="preserve">ג</w:t>
-      </w:r>
-      <w:r>
-        <w:rPr>
-          <w:color w:val="121212"/>
-          <w:sz w:val="28"/>
-          <w:szCs w:val="28"/>
-          <w:rtl w:val="1"/>
-        </w:rPr>
-        <w:t xml:space="preserve">ָּ֖</w:t>
-      </w:r>
-      <w:r>
-        <w:rPr>
-          <w:color w:val="121212"/>
-          <w:sz w:val="28"/>
-          <w:szCs w:val="28"/>
-          <w:rtl w:val="1"/>
-        </w:rPr>
-        <w:t xml:space="preserve">ן</w:t>
-      </w:r>
-      <w:r>
-        <w:rPr>
-          <w:color w:val="121212"/>
-          <w:sz w:val="28"/>
-          <w:szCs w:val="28"/>
-          <w:rtl w:val="1"/>
-        </w:rPr>
-        <w:t xml:space="preserve"> </w:t>
-      </w:r>
-      <w:r>
-        <w:rPr>
-          <w:color w:val="121212"/>
-          <w:sz w:val="28"/>
-          <w:szCs w:val="28"/>
-          <w:rtl w:val="1"/>
-        </w:rPr>
-        <w:t xml:space="preserve">ל</w:t>
-      </w:r>
-      <w:r>
-        <w:rPr>
-          <w:color w:val="121212"/>
-          <w:sz w:val="28"/>
-          <w:szCs w:val="28"/>
-          <w:rtl w:val="1"/>
-        </w:rPr>
-        <w:t xml:space="preserve">ְ</w:t>
-      </w:r>
-      <w:r>
-        <w:rPr>
-          <w:color w:val="121212"/>
-          <w:sz w:val="28"/>
-          <w:szCs w:val="28"/>
-          <w:rtl w:val="1"/>
-        </w:rPr>
-        <w:t xml:space="preserve">ר</w:t>
-      </w:r>
-      <w:r>
-        <w:rPr>
-          <w:color w:val="121212"/>
-          <w:sz w:val="28"/>
-          <w:szCs w:val="28"/>
-          <w:rtl w:val="1"/>
-        </w:rPr>
-        <w:t xml:space="preserve">֣</w:t>
-      </w:r>
-      <w:r>
-        <w:rPr>
-          <w:color w:val="121212"/>
-          <w:sz w:val="28"/>
-          <w:szCs w:val="28"/>
-          <w:rtl w:val="1"/>
-        </w:rPr>
-        <w:t xml:space="preserve">ו</w:t>
-      </w:r>
-      <w:r>
-        <w:rPr>
-          <w:color w:val="121212"/>
-          <w:sz w:val="28"/>
-          <w:szCs w:val="28"/>
-          <w:rtl w:val="1"/>
-        </w:rPr>
-        <w:t xml:space="preserve">ּ</w:t>
-      </w:r>
-      <w:r>
-        <w:rPr>
-          <w:color w:val="121212"/>
-          <w:sz w:val="28"/>
-          <w:szCs w:val="28"/>
-          <w:rtl w:val="1"/>
-        </w:rPr>
-        <w:t xml:space="preserve">ח</w:t>
-      </w:r>
-      <w:r>
-        <w:rPr>
-          <w:color w:val="121212"/>
-          <w:sz w:val="28"/>
-          <w:szCs w:val="28"/>
-          <w:rtl w:val="1"/>
-        </w:rPr>
-        <w:t xml:space="preserve">ַ </w:t>
-      </w:r>
-      <w:r>
-        <w:rPr>
-          <w:color w:val="121212"/>
-          <w:sz w:val="28"/>
-          <w:szCs w:val="28"/>
-          <w:rtl w:val="1"/>
-        </w:rPr>
-        <w:t xml:space="preserve">ה</w:t>
-      </w:r>
-      <w:r>
-        <w:rPr>
-          <w:color w:val="121212"/>
-          <w:sz w:val="28"/>
-          <w:szCs w:val="28"/>
-          <w:rtl w:val="1"/>
-        </w:rPr>
-        <w:t xml:space="preserve">ַ</w:t>
+        <w:t xml:space="preserve">פ</w:t>
+      </w:r>
+      <w:r>
+        <w:rPr>
+          <w:color w:val="121212"/>
+          <w:sz w:val="28"/>
+          <w:szCs w:val="28"/>
+          <w:rtl w:val="1"/>
+        </w:rPr>
+        <w:t xml:space="preserve">ְּ</w:t>
+      </w:r>
+      <w:r>
+        <w:rPr>
+          <w:color w:val="121212"/>
+          <w:sz w:val="28"/>
+          <w:szCs w:val="28"/>
+          <w:rtl w:val="1"/>
+        </w:rPr>
+        <w:t xml:space="preserve">נ</w:t>
+      </w:r>
+      <w:r>
+        <w:rPr>
+          <w:color w:val="121212"/>
+          <w:sz w:val="28"/>
+          <w:szCs w:val="28"/>
+          <w:rtl w:val="1"/>
+        </w:rPr>
+        <w:t xml:space="preserve">ֵ</w:t>
       </w:r>
       <w:r>
         <w:rPr>
@@ -7110,384 +7416,6 @@
           <w:szCs w:val="28"/>
           <w:rtl w:val="1"/>
         </w:rPr>
-        <w:t xml:space="preserve">ּ֑</w:t>
-      </w:r>
-      <w:r>
-        <w:rPr>
-          <w:color w:val="121212"/>
-          <w:sz w:val="28"/>
-          <w:szCs w:val="28"/>
-          <w:rtl w:val="1"/>
-        </w:rPr>
-        <w:t xml:space="preserve">ו</w:t>
-      </w:r>
-      <w:r>
-        <w:rPr>
-          <w:color w:val="121212"/>
-          <w:sz w:val="28"/>
-          <w:szCs w:val="28"/>
-          <w:rtl w:val="1"/>
-        </w:rPr>
-        <w:t xml:space="preserve">ֹ</w:t>
-      </w:r>
-      <w:r>
-        <w:rPr>
-          <w:color w:val="121212"/>
-          <w:sz w:val="28"/>
-          <w:szCs w:val="28"/>
-          <w:rtl w:val="1"/>
-        </w:rPr>
-        <w:t xml:space="preserve">ם</w:t>
-      </w:r>
-      <w:r>
-        <w:rPr>
-          <w:color w:val="121212"/>
-          <w:sz w:val="28"/>
-          <w:szCs w:val="28"/>
-          <w:rtl w:val="1"/>
-        </w:rPr>
-        <w:t xml:space="preserve"> </w:t>
-      </w:r>
-      <w:r>
-        <w:rPr>
-          <w:color w:val="121212"/>
-          <w:sz w:val="28"/>
-          <w:szCs w:val="28"/>
-          <w:rtl w:val="1"/>
-        </w:rPr>
-        <w:t xml:space="preserve">ו</w:t>
-      </w:r>
-      <w:r>
-        <w:rPr>
-          <w:color w:val="121212"/>
-          <w:sz w:val="28"/>
-          <w:szCs w:val="28"/>
-          <w:rtl w:val="1"/>
-        </w:rPr>
-        <w:t xml:space="preserve">ַ</w:t>
-      </w:r>
-      <w:r>
-        <w:rPr>
-          <w:color w:val="121212"/>
-          <w:sz w:val="28"/>
-          <w:szCs w:val="28"/>
-          <w:rtl w:val="1"/>
-        </w:rPr>
-        <w:t xml:space="preserve">י</w:t>
-      </w:r>
-      <w:r>
-        <w:rPr>
-          <w:color w:val="121212"/>
-          <w:sz w:val="28"/>
-          <w:szCs w:val="28"/>
-          <w:rtl w:val="1"/>
-        </w:rPr>
-        <w:t xml:space="preserve">ִּ</w:t>
-      </w:r>
-      <w:r>
-        <w:rPr>
-          <w:color w:val="121212"/>
-          <w:sz w:val="28"/>
-          <w:szCs w:val="28"/>
-          <w:rtl w:val="1"/>
-        </w:rPr>
-        <w:t xml:space="preserve">ת</w:t>
-      </w:r>
-      <w:r>
-        <w:rPr>
-          <w:color w:val="121212"/>
-          <w:sz w:val="28"/>
-          <w:szCs w:val="28"/>
-          <w:rtl w:val="1"/>
-        </w:rPr>
-        <w:t xml:space="preserve">ְ</w:t>
-      </w:r>
-      <w:r>
-        <w:rPr>
-          <w:color w:val="121212"/>
-          <w:sz w:val="28"/>
-          <w:szCs w:val="28"/>
-          <w:rtl w:val="1"/>
-        </w:rPr>
-        <w:t xml:space="preserve">ח</w:t>
-      </w:r>
-      <w:r>
-        <w:rPr>
-          <w:color w:val="121212"/>
-          <w:sz w:val="28"/>
-          <w:szCs w:val="28"/>
-          <w:rtl w:val="1"/>
-        </w:rPr>
-        <w:t xml:space="preserve">ַ</w:t>
-      </w:r>
-      <w:r>
-        <w:rPr>
-          <w:color w:val="121212"/>
-          <w:sz w:val="28"/>
-          <w:szCs w:val="28"/>
-          <w:rtl w:val="1"/>
-        </w:rPr>
-        <w:t xml:space="preserve">ב</w:t>
-      </w:r>
-      <w:r>
-        <w:rPr>
-          <w:color w:val="121212"/>
-          <w:sz w:val="28"/>
-          <w:szCs w:val="28"/>
-          <w:rtl w:val="1"/>
-        </w:rPr>
-        <w:t xml:space="preserve">ֵּ֨</w:t>
-      </w:r>
-      <w:r>
-        <w:rPr>
-          <w:color w:val="121212"/>
-          <w:sz w:val="28"/>
-          <w:szCs w:val="28"/>
-          <w:rtl w:val="1"/>
-        </w:rPr>
-        <w:t xml:space="preserve">א</w:t>
-      </w:r>
-      <w:r>
-        <w:rPr>
-          <w:color w:val="121212"/>
-          <w:sz w:val="28"/>
-          <w:szCs w:val="28"/>
-          <w:rtl w:val="1"/>
-        </w:rPr>
-        <w:t xml:space="preserve"> </w:t>
-      </w:r>
-      <w:r>
-        <w:rPr>
-          <w:color w:val="121212"/>
-          <w:sz w:val="28"/>
-          <w:szCs w:val="28"/>
-          <w:rtl w:val="1"/>
-        </w:rPr>
-        <w:t xml:space="preserve">ה</w:t>
-      </w:r>
-      <w:r>
-        <w:rPr>
-          <w:color w:val="121212"/>
-          <w:sz w:val="28"/>
-          <w:szCs w:val="28"/>
-          <w:rtl w:val="1"/>
-        </w:rPr>
-        <w:t xml:space="preserve">ָֽ</w:t>
-      </w:r>
-      <w:r>
-        <w:rPr>
-          <w:color w:val="121212"/>
-          <w:sz w:val="28"/>
-          <w:szCs w:val="28"/>
-          <w:rtl w:val="1"/>
-        </w:rPr>
-        <w:t xml:space="preserve">א</w:t>
-      </w:r>
-      <w:r>
-        <w:rPr>
-          <w:color w:val="121212"/>
-          <w:sz w:val="28"/>
-          <w:szCs w:val="28"/>
-          <w:rtl w:val="1"/>
-        </w:rPr>
-        <w:t xml:space="preserve">ָ</w:t>
-      </w:r>
-      <w:r>
-        <w:rPr>
-          <w:color w:val="121212"/>
-          <w:sz w:val="28"/>
-          <w:szCs w:val="28"/>
-          <w:rtl w:val="1"/>
-        </w:rPr>
-        <w:t xml:space="preserve">ד</w:t>
-      </w:r>
-      <w:r>
-        <w:rPr>
-          <w:color w:val="121212"/>
-          <w:sz w:val="28"/>
-          <w:szCs w:val="28"/>
-          <w:rtl w:val="1"/>
-        </w:rPr>
-        <w:t xml:space="preserve">ָ֜</w:t>
-      </w:r>
-      <w:r>
-        <w:rPr>
-          <w:color w:val="121212"/>
-          <w:sz w:val="28"/>
-          <w:szCs w:val="28"/>
-          <w:rtl w:val="1"/>
-        </w:rPr>
-        <w:t xml:space="preserve">ם</w:t>
-      </w:r>
-      <w:r>
-        <w:rPr>
-          <w:color w:val="121212"/>
-          <w:sz w:val="28"/>
-          <w:szCs w:val="28"/>
-          <w:rtl w:val="1"/>
-        </w:rPr>
-        <w:t xml:space="preserve"> </w:t>
-      </w:r>
-      <w:r>
-        <w:rPr>
-          <w:color w:val="121212"/>
-          <w:sz w:val="28"/>
-          <w:szCs w:val="28"/>
-          <w:rtl w:val="1"/>
-        </w:rPr>
-        <w:t xml:space="preserve">ו</w:t>
-      </w:r>
-      <w:r>
-        <w:rPr>
-          <w:color w:val="121212"/>
-          <w:sz w:val="28"/>
-          <w:szCs w:val="28"/>
-          <w:rtl w:val="1"/>
-        </w:rPr>
-        <w:t xml:space="preserve">ְ</w:t>
-      </w:r>
-      <w:r>
-        <w:rPr>
-          <w:color w:val="121212"/>
-          <w:sz w:val="28"/>
-          <w:szCs w:val="28"/>
-          <w:rtl w:val="1"/>
-        </w:rPr>
-        <w:t xml:space="preserve">א</w:t>
-      </w:r>
-      <w:r>
-        <w:rPr>
-          <w:color w:val="121212"/>
-          <w:sz w:val="28"/>
-          <w:szCs w:val="28"/>
-          <w:rtl w:val="1"/>
-        </w:rPr>
-        <w:t xml:space="preserve">ִ</w:t>
-      </w:r>
-      <w:r>
-        <w:rPr>
-          <w:color w:val="121212"/>
-          <w:sz w:val="28"/>
-          <w:szCs w:val="28"/>
-          <w:rtl w:val="1"/>
-        </w:rPr>
-        <w:t xml:space="preserve">ש</w:t>
-      </w:r>
-      <w:r>
-        <w:rPr>
-          <w:color w:val="121212"/>
-          <w:sz w:val="28"/>
-          <w:szCs w:val="28"/>
-          <w:rtl w:val="1"/>
-        </w:rPr>
-        <w:t xml:space="preserve">ְׁ</w:t>
-      </w:r>
-      <w:r>
-        <w:rPr>
-          <w:color w:val="121212"/>
-          <w:sz w:val="28"/>
-          <w:szCs w:val="28"/>
-          <w:rtl w:val="1"/>
-        </w:rPr>
-        <w:t xml:space="preserve">ת</w:t>
-      </w:r>
-      <w:r>
-        <w:rPr>
-          <w:color w:val="121212"/>
-          <w:sz w:val="28"/>
-          <w:szCs w:val="28"/>
-          <w:rtl w:val="1"/>
-        </w:rPr>
-        <w:t xml:space="preserve">ּ֗</w:t>
-      </w:r>
-      <w:r>
-        <w:rPr>
-          <w:color w:val="121212"/>
-          <w:sz w:val="28"/>
-          <w:szCs w:val="28"/>
-          <w:rtl w:val="1"/>
-        </w:rPr>
-        <w:t xml:space="preserve">ו</w:t>
-      </w:r>
-      <w:r>
-        <w:rPr>
-          <w:color w:val="121212"/>
-          <w:sz w:val="28"/>
-          <w:szCs w:val="28"/>
-          <w:rtl w:val="1"/>
-        </w:rPr>
-        <w:t xml:space="preserve">ֹ </w:t>
-      </w:r>
-      <w:r>
-        <w:rPr>
-          <w:color w:val="121212"/>
-          <w:sz w:val="28"/>
-          <w:szCs w:val="28"/>
-          <w:rtl w:val="1"/>
-        </w:rPr>
-        <w:t xml:space="preserve">מ</w:t>
-      </w:r>
-      <w:r>
-        <w:rPr>
-          <w:color w:val="121212"/>
-          <w:sz w:val="28"/>
-          <w:szCs w:val="28"/>
-          <w:rtl w:val="1"/>
-        </w:rPr>
-        <w:t xml:space="preserve">ִ</w:t>
-      </w:r>
-      <w:r>
-        <w:rPr>
-          <w:color w:val="121212"/>
-          <w:sz w:val="28"/>
-          <w:szCs w:val="28"/>
-          <w:rtl w:val="1"/>
-        </w:rPr>
-        <w:t xml:space="preserve">פ</w:t>
-      </w:r>
-      <w:r>
-        <w:rPr>
-          <w:color w:val="121212"/>
-          <w:sz w:val="28"/>
-          <w:szCs w:val="28"/>
-          <w:rtl w:val="1"/>
-        </w:rPr>
-        <w:t xml:space="preserve">ְּ</w:t>
-      </w:r>
-      <w:r>
-        <w:rPr>
-          <w:color w:val="121212"/>
-          <w:sz w:val="28"/>
-          <w:szCs w:val="28"/>
-          <w:rtl w:val="1"/>
-        </w:rPr>
-        <w:t xml:space="preserve">נ</w:t>
-      </w:r>
-      <w:r>
-        <w:rPr>
-          <w:color w:val="121212"/>
-          <w:sz w:val="28"/>
-          <w:szCs w:val="28"/>
-          <w:rtl w:val="1"/>
-        </w:rPr>
-        <w:t xml:space="preserve">ֵ</w:t>
-      </w:r>
-      <w:r>
-        <w:rPr>
-          <w:color w:val="121212"/>
-          <w:sz w:val="28"/>
-          <w:szCs w:val="28"/>
-          <w:rtl w:val="1"/>
-        </w:rPr>
-        <w:t xml:space="preserve">י</w:t>
-      </w:r>
-      <w:r>
-        <w:rPr>
-          <w:color w:val="121212"/>
-          <w:sz w:val="28"/>
-          <w:szCs w:val="28"/>
-          <w:rtl w:val="1"/>
-        </w:rPr>
         <w:t xml:space="preserve">֙ </w:t>
       </w:r>
       <w:r>
@@ -7497,43 +7425,7 @@
           <w:szCs w:val="28"/>
           <w:rtl w:val="1"/>
         </w:rPr>
-        <w:t xml:space="preserve">י</w:t>
-      </w:r>
-      <w:r>
-        <w:rPr>
-          <w:color w:val="121212"/>
-          <w:sz w:val="28"/>
-          <w:szCs w:val="28"/>
-          <w:rtl w:val="1"/>
-        </w:rPr>
-        <w:t xml:space="preserve">ְ</w:t>
-      </w:r>
-      <w:r>
-        <w:rPr>
-          <w:color w:val="121212"/>
-          <w:sz w:val="28"/>
-          <w:szCs w:val="28"/>
-          <w:rtl w:val="1"/>
-        </w:rPr>
-        <w:t xml:space="preserve">הו</w:t>
-      </w:r>
-      <w:r>
-        <w:rPr>
-          <w:color w:val="121212"/>
-          <w:sz w:val="28"/>
-          <w:szCs w:val="28"/>
-          <w:rtl w:val="1"/>
-        </w:rPr>
-        <w:t xml:space="preserve">ָ֣</w:t>
-      </w:r>
-      <w:r>
-        <w:rPr>
-          <w:color w:val="121212"/>
-          <w:sz w:val="28"/>
-          <w:szCs w:val="28"/>
-          <w:rtl w:val="1"/>
-        </w:rPr>
-        <w:t xml:space="preserve">ה</w:t>
+        <w:t xml:space="preserve">יהוה</w:t>
       </w:r>
       <w:r>
         <w:rPr>
@@ -7888,43 +7780,7 @@
           <w:szCs w:val="28"/>
           <w:rtl w:val="1"/>
         </w:rPr>
-        <w:t xml:space="preserve">י</w:t>
-      </w:r>
-      <w:r>
-        <w:rPr>
-          <w:color w:val="121212"/>
-          <w:sz w:val="28"/>
-          <w:szCs w:val="28"/>
-          <w:rtl w:val="1"/>
-        </w:rPr>
-        <w:t xml:space="preserve">ְ</w:t>
-      </w:r>
-      <w:r>
-        <w:rPr>
-          <w:color w:val="121212"/>
-          <w:sz w:val="28"/>
-          <w:szCs w:val="28"/>
-          <w:rtl w:val="1"/>
-        </w:rPr>
-        <w:t xml:space="preserve">הו</w:t>
-      </w:r>
-      <w:r>
-        <w:rPr>
-          <w:color w:val="121212"/>
-          <w:sz w:val="28"/>
-          <w:szCs w:val="28"/>
-          <w:rtl w:val="1"/>
-        </w:rPr>
-        <w:t xml:space="preserve">ָ֥</w:t>
-      </w:r>
-      <w:r>
-        <w:rPr>
-          <w:color w:val="121212"/>
-          <w:sz w:val="28"/>
-          <w:szCs w:val="28"/>
-          <w:rtl w:val="1"/>
-        </w:rPr>
-        <w:t xml:space="preserve">ה</w:t>
+        <w:t xml:space="preserve">יהוה</w:t>
       </w:r>
       <w:r>
         <w:rPr>
@@ -10755,43 +10611,7 @@
           <w:szCs w:val="28"/>
           <w:rtl w:val="1"/>
         </w:rPr>
-        <w:t xml:space="preserve">י</w:t>
-      </w:r>
-      <w:r>
-        <w:rPr>
-          <w:color w:val="121212"/>
-          <w:sz w:val="28"/>
-          <w:szCs w:val="28"/>
-          <w:rtl w:val="1"/>
-        </w:rPr>
-        <w:t xml:space="preserve">ְ</w:t>
-      </w:r>
-      <w:r>
-        <w:rPr>
-          <w:color w:val="121212"/>
-          <w:sz w:val="28"/>
-          <w:szCs w:val="28"/>
-          <w:rtl w:val="1"/>
-        </w:rPr>
-        <w:t xml:space="preserve">הו</w:t>
-      </w:r>
-      <w:r>
-        <w:rPr>
-          <w:color w:val="121212"/>
-          <w:sz w:val="28"/>
-          <w:szCs w:val="28"/>
-          <w:rtl w:val="1"/>
-        </w:rPr>
-        <w:t xml:space="preserve">ָ֧</w:t>
-      </w:r>
-      <w:r>
-        <w:rPr>
-          <w:color w:val="121212"/>
-          <w:sz w:val="28"/>
-          <w:szCs w:val="28"/>
-          <w:rtl w:val="1"/>
-        </w:rPr>
-        <w:t xml:space="preserve">ה</w:t>
+        <w:t xml:space="preserve">יהוה</w:t>
       </w:r>
       <w:r>
         <w:rPr>
@@ -11542,25 +11362,7 @@
           <w:szCs w:val="28"/>
           <w:rtl w:val="1"/>
         </w:rPr>
-        <w:t xml:space="preserve">י</w:t>
-      </w:r>
-      <w:r>
-        <w:rPr>
-          <w:color w:val="121212"/>
-          <w:sz w:val="28"/>
-          <w:szCs w:val="28"/>
-          <w:rtl w:val="1"/>
-        </w:rPr>
-        <w:t xml:space="preserve">ְ</w:t>
-      </w:r>
-      <w:r>
-        <w:rPr>
-          <w:color w:val="121212"/>
-          <w:sz w:val="28"/>
-          <w:szCs w:val="28"/>
-          <w:rtl w:val="1"/>
-        </w:rPr>
-        <w:t xml:space="preserve">ה</w:t>
+        <w:t xml:space="preserve">יה</w:t>
       </w:r>
       <w:r>
         <w:rPr>
@@ -11578,25 +11380,7 @@
           <w:szCs w:val="28"/>
           <w:rtl w:val="1"/>
         </w:rPr>
-        <w:t xml:space="preserve">ו</w:t>
-      </w:r>
-      <w:r>
-        <w:rPr>
-          <w:color w:val="121212"/>
-          <w:sz w:val="28"/>
-          <w:szCs w:val="28"/>
-          <w:rtl w:val="1"/>
-        </w:rPr>
-        <w:t xml:space="preserve">ָ֨</w:t>
-      </w:r>
-      <w:r>
-        <w:rPr>
-          <w:color w:val="121212"/>
-          <w:sz w:val="28"/>
-          <w:szCs w:val="28"/>
-          <w:rtl w:val="1"/>
-        </w:rPr>
-        <w:t xml:space="preserve">ה</w:t>
+        <w:t xml:space="preserve">וה</w:t>
       </w:r>
       <w:r>
         <w:rPr>
@@ -18621,43 +18405,7 @@
           <w:szCs w:val="28"/>
           <w:rtl w:val="1"/>
         </w:rPr>
-        <w:t xml:space="preserve">י</w:t>
-      </w:r>
-      <w:r>
-        <w:rPr>
-          <w:color w:val="121212"/>
-          <w:sz w:val="28"/>
-          <w:szCs w:val="28"/>
-          <w:rtl w:val="1"/>
-        </w:rPr>
-        <w:t xml:space="preserve">ְ</w:t>
-      </w:r>
-      <w:r>
-        <w:rPr>
-          <w:color w:val="121212"/>
-          <w:sz w:val="28"/>
-          <w:szCs w:val="28"/>
-          <w:rtl w:val="1"/>
-        </w:rPr>
-        <w:t xml:space="preserve">הו</w:t>
-      </w:r>
-      <w:r>
-        <w:rPr>
-          <w:color w:val="121212"/>
-          <w:sz w:val="28"/>
-          <w:szCs w:val="28"/>
-          <w:rtl w:val="1"/>
-        </w:rPr>
-        <w:t xml:space="preserve">ָ֨</w:t>
-      </w:r>
-      <w:r>
-        <w:rPr>
-          <w:color w:val="121212"/>
-          <w:sz w:val="28"/>
-          <w:szCs w:val="28"/>
-          <w:rtl w:val="1"/>
-        </w:rPr>
-        <w:t xml:space="preserve">ה</w:t>
+        <w:t xml:space="preserve">יהוה</w:t>
       </w:r>
       <w:r>
         <w:rPr>
@@ -19284,43 +19032,7 @@
           <w:szCs w:val="28"/>
           <w:rtl w:val="1"/>
         </w:rPr>
-        <w:t xml:space="preserve">י</w:t>
-      </w:r>
-      <w:r>
-        <w:rPr>
-          <w:color w:val="121212"/>
-          <w:sz w:val="28"/>
-          <w:szCs w:val="28"/>
-          <w:rtl w:val="1"/>
-        </w:rPr>
-        <w:t xml:space="preserve">ְ</w:t>
-      </w:r>
-      <w:r>
-        <w:rPr>
-          <w:color w:val="121212"/>
-          <w:sz w:val="28"/>
-          <w:szCs w:val="28"/>
-          <w:rtl w:val="1"/>
-        </w:rPr>
-        <w:t xml:space="preserve">הו</w:t>
-      </w:r>
-      <w:r>
-        <w:rPr>
-          <w:color w:val="121212"/>
-          <w:sz w:val="28"/>
-          <w:szCs w:val="28"/>
-          <w:rtl w:val="1"/>
-        </w:rPr>
-        <w:t xml:space="preserve">ָ֣</w:t>
-      </w:r>
-      <w:r>
-        <w:rPr>
-          <w:color w:val="121212"/>
-          <w:sz w:val="28"/>
-          <w:szCs w:val="28"/>
-          <w:rtl w:val="1"/>
-        </w:rPr>
-        <w:t xml:space="preserve">ה</w:t>
+        <w:t xml:space="preserve">יהוה</w:t>
       </w:r>
       <w:r>
         <w:rPr>
@@ -20793,43 +20505,7 @@
           <w:szCs w:val="28"/>
           <w:rtl w:val="1"/>
         </w:rPr>
-        <w:t xml:space="preserve">י</w:t>
-      </w:r>
-      <w:r>
-        <w:rPr>
-          <w:color w:val="121212"/>
-          <w:sz w:val="28"/>
-          <w:szCs w:val="28"/>
-          <w:rtl w:val="1"/>
-        </w:rPr>
-        <w:t xml:space="preserve">ְ</w:t>
-      </w:r>
-      <w:r>
-        <w:rPr>
-          <w:color w:val="121212"/>
-          <w:sz w:val="28"/>
-          <w:szCs w:val="28"/>
-          <w:rtl w:val="1"/>
-        </w:rPr>
-        <w:t xml:space="preserve">הו</w:t>
-      </w:r>
-      <w:r>
-        <w:rPr>
-          <w:color w:val="121212"/>
-          <w:sz w:val="28"/>
-          <w:szCs w:val="28"/>
-          <w:rtl w:val="1"/>
-        </w:rPr>
-        <w:t xml:space="preserve">ָ֥</w:t>
-      </w:r>
-      <w:r>
-        <w:rPr>
-          <w:color w:val="121212"/>
-          <w:sz w:val="28"/>
-          <w:szCs w:val="28"/>
-          <w:rtl w:val="1"/>
-        </w:rPr>
-        <w:t xml:space="preserve">ה</w:t>
+        <w:t xml:space="preserve">יהוה</w:t>
       </w:r>
       <w:r>
         <w:rPr>
